--- a/fase2/GuiaEstudiante/2.4_GuiaEstudiante_Fase 2_DesarrolloProyecto APT.docx
+++ b/fase2/GuiaEstudiante/2.4_GuiaEstudiante_Fase 2_DesarrolloProyecto APT.docx
@@ -1177,16 +1177,7 @@
                 <w:szCs w:val="20"/>
                 <w:lang w:eastAsia="es-CL"/>
               </w:rPr>
-              <w:t xml:space="preserve"> Realizar</w:t>
-            </w:r>
-            <w:r>
-              <w:rPr>
-                <w:rFonts w:ascii="Calibri" w:hAnsi="Calibri" w:cs="Arial"/>
-                <w:sz w:val="20"/>
-                <w:szCs w:val="20"/>
-                <w:lang w:eastAsia="es-CL"/>
-              </w:rPr>
-              <w:t xml:space="preserve"> pruebas básicas de las funcionalidades desarrolladas y corregir problemas encontrados durante el proceso.</w:t>
+              <w:t xml:space="preserve"> Realizar pruebas básicas de las funcionalidades desarrolladas y corregir problemas encontrados durante el proceso.</w:t>
             </w:r>
           </w:p>
         </w:tc>
@@ -1379,6 +1370,7 @@
             <w:r>
               <w:rPr>
                 <w:rFonts w:ascii="Calibri" w:hAnsi="Calibri" w:cs="Arial"/>
+                <w:noProof/>
                 <w:color w:val="548DD4"/>
                 <w:sz w:val="20"/>
                 <w:szCs w:val="20"/>
@@ -2715,7 +2707,7 @@
                 <w:szCs w:val="20"/>
                 <w:lang w:eastAsia="es-CL"/>
               </w:rPr>
-              <w:t xml:space="preserve"> para usuarios y trabajadores</w:t>
+              <w:t xml:space="preserve"> para usuarios y trabajadores.</w:t>
             </w:r>
           </w:p>
         </w:tc>
@@ -2972,7 +2964,7 @@
                 <w:szCs w:val="20"/>
                 <w:lang w:eastAsia="es-CL"/>
               </w:rPr>
-              <w:t>Se desarrollaron las principales vistas</w:t>
+              <w:t>Se desarrollaron las principales vistas para buscar profesionales, visualizar perfiles y mostrar portafolios.</w:t>
             </w:r>
           </w:p>
         </w:tc>
@@ -3311,7 +3303,48 @@
                 <w:szCs w:val="20"/>
                 <w:lang w:eastAsia="es-CL"/>
               </w:rPr>
-              <w:t>Se integraron las principales funcionalidades</w:t>
+              <w:t xml:space="preserve">Se integraron las principales funcionalidades entre el </w:t>
+            </w:r>
+            <w:proofErr w:type="spellStart"/>
+            <w:r>
+              <w:rPr>
+                <w:rFonts w:ascii="Calibri" w:hAnsi="Calibri" w:cs="Arial"/>
+                <w:sz w:val="18"/>
+                <w:szCs w:val="20"/>
+                <w:lang w:eastAsia="es-CL"/>
+              </w:rPr>
+              <w:t>frontend</w:t>
+            </w:r>
+            <w:proofErr w:type="spellEnd"/>
+            <w:r>
+              <w:rPr>
+                <w:rFonts w:ascii="Calibri" w:hAnsi="Calibri" w:cs="Arial"/>
+                <w:sz w:val="18"/>
+                <w:szCs w:val="20"/>
+                <w:lang w:eastAsia="es-CL"/>
+              </w:rPr>
+              <w:t xml:space="preserve">, el </w:t>
+            </w:r>
+            <w:proofErr w:type="spellStart"/>
+            <w:r>
+              <w:rPr>
+                <w:rFonts w:ascii="Calibri" w:hAnsi="Calibri" w:cs="Arial"/>
+                <w:sz w:val="18"/>
+                <w:szCs w:val="20"/>
+                <w:lang w:eastAsia="es-CL"/>
+              </w:rPr>
+              <w:lastRenderedPageBreak/>
+              <w:t>backend</w:t>
+            </w:r>
+            <w:proofErr w:type="spellEnd"/>
+            <w:r>
+              <w:rPr>
+                <w:rFonts w:ascii="Calibri" w:hAnsi="Calibri" w:cs="Arial"/>
+                <w:sz w:val="18"/>
+                <w:szCs w:val="20"/>
+                <w:lang w:eastAsia="es-CL"/>
+              </w:rPr>
+              <w:t xml:space="preserve"> y la base de datos.</w:t>
             </w:r>
           </w:p>
         </w:tc>
@@ -3336,6 +3369,7 @@
                 <w:szCs w:val="20"/>
                 <w:lang w:eastAsia="es-CL"/>
               </w:rPr>
+              <w:lastRenderedPageBreak/>
               <w:t>En curso</w:t>
             </w:r>
           </w:p>
@@ -3739,7 +3773,7 @@
                 <w:szCs w:val="20"/>
                 <w:lang w:eastAsia="es-CL"/>
               </w:rPr>
-              <w:t>Se han realizado pruebas durante el desarrollo</w:t>
+              <w:t>Se realizaron pruebas básicas durante el desarrollo de las funcionalidades implementadas.</w:t>
             </w:r>
           </w:p>
         </w:tc>
@@ -3764,7 +3798,7 @@
                 <w:szCs w:val="20"/>
                 <w:lang w:eastAsia="es-CL"/>
               </w:rPr>
-              <w:t>Pendiente</w:t>
+              <w:t>En curso</w:t>
             </w:r>
           </w:p>
         </w:tc>
@@ -3819,7 +3853,6 @@
                 <w:szCs w:val="20"/>
                 <w:lang w:eastAsia="es-CL"/>
               </w:rPr>
-              <w:lastRenderedPageBreak/>
               <w:t>Portafolio</w:t>
             </w:r>
           </w:p>
@@ -4058,7 +4091,7 @@
                 <w:szCs w:val="20"/>
                 <w:lang w:eastAsia="es-CL"/>
               </w:rPr>
-              <w:t>Se implemento una primera versión funcional</w:t>
+              <w:t>Se implementó una primera versión funcional del portafolio mediante almacenamiento local.</w:t>
             </w:r>
           </w:p>
         </w:tc>
@@ -4110,17 +4143,15 @@
               </w:rPr>
               <w:t xml:space="preserve">Se dejo como solución de </w:t>
             </w:r>
-            <w:proofErr w:type="spellStart"/>
-            <w:r>
-              <w:rPr>
-                <w:rFonts w:ascii="Calibri" w:hAnsi="Calibri" w:cs="Arial"/>
-                <w:sz w:val="18"/>
-                <w:szCs w:val="20"/>
-                <w:lang w:eastAsia="es-CL"/>
-              </w:rPr>
-              <w:t>demostracion</w:t>
-            </w:r>
-            <w:proofErr w:type="spellEnd"/>
+            <w:r>
+              <w:rPr>
+                <w:rFonts w:ascii="Calibri" w:hAnsi="Calibri" w:cs="Arial"/>
+                <w:sz w:val="18"/>
+                <w:szCs w:val="20"/>
+                <w:lang w:eastAsia="es-CL"/>
+              </w:rPr>
+              <w:t>demostración</w:t>
+            </w:r>
           </w:p>
         </w:tc>
       </w:tr>
@@ -4316,8 +4347,19 @@
                 <w:szCs w:val="20"/>
                 <w:lang w:eastAsia="es-CL"/>
               </w:rPr>
-              <w:t>Se recopilan evidencias del proyecto</w:t>
-            </w:r>
+              <w:t>La funcionalidad de agendamiento de horas aún no ha sido implementada.</w:t>
+            </w:r>
+          </w:p>
+          <w:p>
+            <w:pPr>
+              <w:jc w:val="both"/>
+              <w:rPr>
+                <w:rFonts w:ascii="Calibri" w:hAnsi="Calibri" w:cs="Arial"/>
+                <w:sz w:val="18"/>
+                <w:szCs w:val="20"/>
+                <w:lang w:eastAsia="es-CL"/>
+              </w:rPr>
+            </w:pPr>
           </w:p>
         </w:tc>
         <w:tc>
@@ -4341,7 +4383,7 @@
                 <w:szCs w:val="20"/>
                 <w:lang w:eastAsia="es-CL"/>
               </w:rPr>
-              <w:t>pendiente</w:t>
+              <w:t>Pendiente</w:t>
             </w:r>
           </w:p>
         </w:tc>
@@ -4368,17 +4410,15 @@
               </w:rPr>
               <w:t xml:space="preserve">Se </w:t>
             </w:r>
-            <w:proofErr w:type="gramStart"/>
-            <w:r>
-              <w:rPr>
-                <w:rFonts w:ascii="Calibri" w:hAnsi="Calibri" w:cs="Arial"/>
-                <w:sz w:val="18"/>
-                <w:szCs w:val="20"/>
-                <w:lang w:eastAsia="es-CL"/>
-              </w:rPr>
-              <w:t>priorizaran</w:t>
-            </w:r>
-            <w:proofErr w:type="gramEnd"/>
+            <w:r>
+              <w:rPr>
+                <w:rFonts w:ascii="Calibri" w:hAnsi="Calibri" w:cs="Arial"/>
+                <w:sz w:val="18"/>
+                <w:szCs w:val="20"/>
+                <w:lang w:eastAsia="es-CL"/>
+              </w:rPr>
+              <w:t>priorizarán</w:t>
+            </w:r>
             <w:r>
               <w:rPr>
                 <w:rFonts w:ascii="Calibri" w:hAnsi="Calibri" w:cs="Arial"/>
@@ -4680,6 +4720,7 @@
                 <w:szCs w:val="20"/>
                 <w:lang w:eastAsia="es-CL"/>
               </w:rPr>
+              <w:lastRenderedPageBreak/>
               <w:t>Para enfrentar estas dificultades se decidió dividir las tareas en actividades más pequeñas, priorizar las funcionalidades esenciales y avanzar primero en aquellas partes necesarias para obtener una versión funcional del proyecto. También se han realizado correcciones progresivas a medida que se detectan problemas.</w:t>
             </w:r>
           </w:p>
@@ -4792,7 +4833,6 @@
                 <w:rFonts w:ascii="Calibri" w:hAnsi="Calibri"/>
                 <w:color w:val="1F3864" w:themeColor="accent1" w:themeShade="80"/>
               </w:rPr>
-              <w:lastRenderedPageBreak/>
               <w:t xml:space="preserve">Actividades ajustadas o eliminadas: </w:t>
             </w:r>
             <w:r>
@@ -6851,12 +6891,9 @@
 </file>
 
 <file path=customXml/item1.xml><?xml version="1.0" encoding="utf-8"?>
-<?mso-contentType ?>
-<FormTemplates xmlns="http://schemas.microsoft.com/sharepoint/v3/contenttype/forms">
-  <Display>DocumentLibraryForm</Display>
-  <Edit>DocumentLibraryForm</Edit>
-  <New>DocumentLibraryForm</New>
-</FormTemplates>
+<p:properties xmlns:p="http://schemas.microsoft.com/office/2006/metadata/properties" xmlns:xsi="http://www.w3.org/2001/XMLSchema-instance" xmlns:pc="http://schemas.microsoft.com/office/infopath/2007/PartnerControls">
+  <documentManagement/>
+</p:properties>
 </file>
 
 <file path=customXml/item2.xml><?xml version="1.0" encoding="utf-8"?>
@@ -6992,15 +7029,19 @@
 </file>
 
 <file path=customXml/item3.xml><?xml version="1.0" encoding="utf-8"?>
-<p:properties xmlns:p="http://schemas.microsoft.com/office/2006/metadata/properties" xmlns:xsi="http://www.w3.org/2001/XMLSchema-instance" xmlns:pc="http://schemas.microsoft.com/office/infopath/2007/PartnerControls">
-  <documentManagement/>
-</p:properties>
+<?mso-contentType ?>
+<FormTemplates xmlns="http://schemas.microsoft.com/sharepoint/v3/contenttype/forms">
+  <Display>DocumentLibraryForm</Display>
+  <Edit>DocumentLibraryForm</Edit>
+  <New>DocumentLibraryForm</New>
+</FormTemplates>
 </file>
 
 <file path=customXml/itemProps1.xml><?xml version="1.0" encoding="utf-8"?>
-<ds:datastoreItem xmlns:ds="http://schemas.openxmlformats.org/officeDocument/2006/customXml" ds:itemID="{D51C61E4-DB75-4684-AD25-71F546404E96}">
+<ds:datastoreItem xmlns:ds="http://schemas.openxmlformats.org/officeDocument/2006/customXml" ds:itemID="{46CA5683-AF87-4E40-B841-2E23A3B52406}">
   <ds:schemaRefs>
-    <ds:schemaRef ds:uri="http://schemas.microsoft.com/sharepoint/v3/contenttype/forms"/>
+    <ds:schemaRef ds:uri="http://schemas.microsoft.com/office/2006/metadata/properties"/>
+    <ds:schemaRef ds:uri="http://schemas.microsoft.com/office/infopath/2007/PartnerControls"/>
   </ds:schemaRefs>
 </ds:datastoreItem>
 </file>
@@ -7024,10 +7065,9 @@
 </file>
 
 <file path=customXml/itemProps3.xml><?xml version="1.0" encoding="utf-8"?>
-<ds:datastoreItem xmlns:ds="http://schemas.openxmlformats.org/officeDocument/2006/customXml" ds:itemID="{46CA5683-AF87-4E40-B841-2E23A3B52406}">
+<ds:datastoreItem xmlns:ds="http://schemas.openxmlformats.org/officeDocument/2006/customXml" ds:itemID="{D51C61E4-DB75-4684-AD25-71F546404E96}">
   <ds:schemaRefs>
-    <ds:schemaRef ds:uri="http://schemas.microsoft.com/office/2006/metadata/properties"/>
-    <ds:schemaRef ds:uri="http://schemas.microsoft.com/office/infopath/2007/PartnerControls"/>
+    <ds:schemaRef ds:uri="http://schemas.microsoft.com/sharepoint/v3/contenttype/forms"/>
   </ds:schemaRefs>
 </ds:datastoreItem>
 </file>